--- a/Fase 2/Evidencias Proyecto/Evidencias de documentación/01_Product_Backlog_Completo.docx
+++ b/Fase 2/Evidencias Proyecto/Evidencias de documentación/01_Product_Backlog_Completo.docx
@@ -291,26 +291,27 @@
               <w:bottom w:val="single" w:color="A6A6A6" w:sz="4"/>
               <w:right w:val="single" w:color="A6A6A6" w:sz="4"/>
             </w:tcBorders>
-            <w:tcMar>
-              <w:top w:type="dxa" w:w="60"/>
-              <w:left w:type="dxa" w:w="100"/>
-              <w:bottom w:type="dxa" w:w="60"/>
-              <w:right w:type="dxa" w:w="100"/>
-            </w:tcMar>
-          </w:tcPr>
-          <w:p>
-            <w:pPr>
-              <w:spacing w:after="0"/>
-            </w:pPr>
-            <w:r>
-              <w:rPr>
-                <w:rFonts w:ascii="Arial" w:cs="Arial" w:eastAsia="Arial" w:hAnsi="Arial"/>
-                <w:b w:val="false"/>
-                <w:bCs w:val="false"/>
-                <w:sz w:val="18"/>
-                <w:szCs w:val="18"/>
-              </w:rPr>
-              <w:t xml:space="preserve">07-10-2026</w:t>
+            <w:shd w:val="clear" w:color="auto" w:fill="fff2cc"/>
+            <w:tcMar>
+              <w:top w:type="dxa" w:w="60"/>
+              <w:left w:type="dxa" w:w="100"/>
+              <w:bottom w:type="dxa" w:w="60"/>
+              <w:right w:type="dxa" w:w="100"/>
+            </w:tcMar>
+          </w:tcPr>
+          <w:p>
+            <w:pPr>
+              <w:spacing w:after="0"/>
+            </w:pPr>
+            <w:r>
+              <w:rPr>
+                <w:rFonts w:ascii="Arial" w:cs="Arial" w:eastAsia="Arial" w:hAnsi="Arial"/>
+                <w:b w:val="false"/>
+                <w:bCs w:val="false"/>
+                <w:sz w:val="18"/>
+                <w:szCs w:val="18"/>
+              </w:rPr>
+              <w:t xml:space="preserve">12-10-2026</w:t>
             </w:r>
           </w:p>
         </w:tc>
@@ -1149,6 +1150,7 @@
               <w:bottom w:val="single" w:color="A6A6A6" w:sz="4"/>
               <w:right w:val="single" w:color="A6A6A6" w:sz="4"/>
             </w:tcBorders>
+            <w:shd w:val="clear" w:color="auto" w:fill="fff2cc"/>
             <w:tcMar>
               <w:top w:type="dxa" w:w="60"/>
               <w:left w:type="dxa" w:w="100"/>
@@ -1182,6 +1184,7 @@
               <w:bottom w:val="single" w:color="A6A6A6" w:sz="4"/>
               <w:right w:val="single" w:color="A6A6A6" w:sz="4"/>
             </w:tcBorders>
+            <w:shd w:val="clear" w:color="auto" w:fill="fff2cc"/>
             <w:tcMar>
               <w:top w:type="dxa" w:w="60"/>
               <w:left w:type="dxa" w:w="100"/>
@@ -1215,6 +1218,7 @@
               <w:bottom w:val="single" w:color="A6A6A6" w:sz="4"/>
               <w:right w:val="single" w:color="A6A6A6" w:sz="4"/>
             </w:tcBorders>
+            <w:shd w:val="clear" w:color="auto" w:fill="fff2cc"/>
             <w:tcMar>
               <w:top w:type="dxa" w:w="60"/>
               <w:left w:type="dxa" w:w="100"/>
@@ -1412,6 +1416,7 @@
               <w:bottom w:val="single" w:color="A6A6A6" w:sz="4"/>
               <w:right w:val="single" w:color="A6A6A6" w:sz="4"/>
             </w:tcBorders>
+            <w:shd w:val="clear" w:color="auto" w:fill="fff2cc"/>
             <w:tcMar>
               <w:top w:type="dxa" w:w="60"/>
               <w:left w:type="dxa" w:w="100"/>
@@ -1445,6 +1450,7 @@
               <w:bottom w:val="single" w:color="A6A6A6" w:sz="4"/>
               <w:right w:val="single" w:color="A6A6A6" w:sz="4"/>
             </w:tcBorders>
+            <w:shd w:val="clear" w:color="auto" w:fill="fff2cc"/>
             <w:tcMar>
               <w:top w:type="dxa" w:w="60"/>
               <w:left w:type="dxa" w:w="100"/>
@@ -1478,6 +1484,7 @@
               <w:bottom w:val="single" w:color="A6A6A6" w:sz="4"/>
               <w:right w:val="single" w:color="A6A6A6" w:sz="4"/>
             </w:tcBorders>
+            <w:shd w:val="clear" w:color="auto" w:fill="fff2cc"/>
             <w:tcMar>
               <w:top w:type="dxa" w:w="60"/>
               <w:left w:type="dxa" w:w="100"/>
@@ -1675,6 +1682,7 @@
               <w:bottom w:val="single" w:color="A6A6A6" w:sz="4"/>
               <w:right w:val="single" w:color="A6A6A6" w:sz="4"/>
             </w:tcBorders>
+            <w:shd w:val="clear" w:color="auto" w:fill="fff2cc"/>
             <w:tcMar>
               <w:top w:type="dxa" w:w="60"/>
               <w:left w:type="dxa" w:w="100"/>
@@ -1708,6 +1716,7 @@
               <w:bottom w:val="single" w:color="A6A6A6" w:sz="4"/>
               <w:right w:val="single" w:color="A6A6A6" w:sz="4"/>
             </w:tcBorders>
+            <w:shd w:val="clear" w:color="auto" w:fill="fff2cc"/>
             <w:tcMar>
               <w:top w:type="dxa" w:w="60"/>
               <w:left w:type="dxa" w:w="100"/>
@@ -1741,6 +1750,7 @@
               <w:bottom w:val="single" w:color="A6A6A6" w:sz="4"/>
               <w:right w:val="single" w:color="A6A6A6" w:sz="4"/>
             </w:tcBorders>
+            <w:shd w:val="clear" w:color="auto" w:fill="fff2cc"/>
             <w:tcMar>
               <w:top w:type="dxa" w:w="60"/>
               <w:left w:type="dxa" w:w="100"/>
@@ -1938,6 +1948,7 @@
               <w:bottom w:val="single" w:color="A6A6A6" w:sz="4"/>
               <w:right w:val="single" w:color="A6A6A6" w:sz="4"/>
             </w:tcBorders>
+            <w:shd w:val="clear" w:color="auto" w:fill="fff2cc"/>
             <w:tcMar>
               <w:top w:type="dxa" w:w="60"/>
               <w:left w:type="dxa" w:w="100"/>
@@ -1971,6 +1982,7 @@
               <w:bottom w:val="single" w:color="A6A6A6" w:sz="4"/>
               <w:right w:val="single" w:color="A6A6A6" w:sz="4"/>
             </w:tcBorders>
+            <w:shd w:val="clear" w:color="auto" w:fill="fff2cc"/>
             <w:tcMar>
               <w:top w:type="dxa" w:w="60"/>
               <w:left w:type="dxa" w:w="100"/>
@@ -2004,6 +2016,7 @@
               <w:bottom w:val="single" w:color="A6A6A6" w:sz="4"/>
               <w:right w:val="single" w:color="A6A6A6" w:sz="4"/>
             </w:tcBorders>
+            <w:shd w:val="clear" w:color="auto" w:fill="fff2cc"/>
             <w:tcMar>
               <w:top w:type="dxa" w:w="60"/>
               <w:left w:type="dxa" w:w="100"/>
@@ -2201,6 +2214,7 @@
               <w:bottom w:val="single" w:color="A6A6A6" w:sz="4"/>
               <w:right w:val="single" w:color="A6A6A6" w:sz="4"/>
             </w:tcBorders>
+            <w:shd w:val="clear" w:color="auto" w:fill="fff2cc"/>
             <w:tcMar>
               <w:top w:type="dxa" w:w="60"/>
               <w:left w:type="dxa" w:w="100"/>
@@ -2234,6 +2248,7 @@
               <w:bottom w:val="single" w:color="A6A6A6" w:sz="4"/>
               <w:right w:val="single" w:color="A6A6A6" w:sz="4"/>
             </w:tcBorders>
+            <w:shd w:val="clear" w:color="auto" w:fill="fff2cc"/>
             <w:tcMar>
               <w:top w:type="dxa" w:w="60"/>
               <w:left w:type="dxa" w:w="100"/>
@@ -2267,6 +2282,7 @@
               <w:bottom w:val="single" w:color="A6A6A6" w:sz="4"/>
               <w:right w:val="single" w:color="A6A6A6" w:sz="4"/>
             </w:tcBorders>
+            <w:shd w:val="clear" w:color="auto" w:fill="fff2cc"/>
             <w:tcMar>
               <w:top w:type="dxa" w:w="60"/>
               <w:left w:type="dxa" w:w="100"/>
@@ -2464,6 +2480,7 @@
               <w:bottom w:val="single" w:color="A6A6A6" w:sz="4"/>
               <w:right w:val="single" w:color="A6A6A6" w:sz="4"/>
             </w:tcBorders>
+            <w:shd w:val="clear" w:color="auto" w:fill="fff2cc"/>
             <w:tcMar>
               <w:top w:type="dxa" w:w="60"/>
               <w:left w:type="dxa" w:w="100"/>
@@ -2497,6 +2514,7 @@
               <w:bottom w:val="single" w:color="A6A6A6" w:sz="4"/>
               <w:right w:val="single" w:color="A6A6A6" w:sz="4"/>
             </w:tcBorders>
+            <w:shd w:val="clear" w:color="auto" w:fill="fff2cc"/>
             <w:tcMar>
               <w:top w:type="dxa" w:w="60"/>
               <w:left w:type="dxa" w:w="100"/>
@@ -2530,6 +2548,7 @@
               <w:bottom w:val="single" w:color="A6A6A6" w:sz="4"/>
               <w:right w:val="single" w:color="A6A6A6" w:sz="4"/>
             </w:tcBorders>
+            <w:shd w:val="clear" w:color="auto" w:fill="fff2cc"/>
             <w:tcMar>
               <w:top w:type="dxa" w:w="60"/>
               <w:left w:type="dxa" w:w="100"/>
@@ -2727,27 +2746,28 @@
               <w:bottom w:val="single" w:color="A6A6A6" w:sz="4"/>
               <w:right w:val="single" w:color="A6A6A6" w:sz="4"/>
             </w:tcBorders>
-            <w:tcMar>
-              <w:top w:type="dxa" w:w="60"/>
-              <w:left w:type="dxa" w:w="100"/>
-              <w:bottom w:type="dxa" w:w="60"/>
-              <w:right w:type="dxa" w:w="100"/>
-            </w:tcMar>
-          </w:tcPr>
-          <w:p>
-            <w:pPr>
-              <w:spacing w:after="0"/>
-              <w:jc w:val="center"/>
-            </w:pPr>
-            <w:r>
-              <w:rPr>
-                <w:rFonts w:ascii="Arial" w:cs="Arial" w:eastAsia="Arial" w:hAnsi="Arial"/>
-                <w:b w:val="false"/>
-                <w:bCs w:val="false"/>
-                <w:sz w:val="18"/>
-                <w:szCs w:val="18"/>
-              </w:rPr>
-              <w:t xml:space="preserve">6</w:t>
+            <w:shd w:val="clear" w:color="auto" w:fill="fff2cc"/>
+            <w:tcMar>
+              <w:top w:type="dxa" w:w="60"/>
+              <w:left w:type="dxa" w:w="100"/>
+              <w:bottom w:type="dxa" w:w="60"/>
+              <w:right w:type="dxa" w:w="100"/>
+            </w:tcMar>
+          </w:tcPr>
+          <w:p>
+            <w:pPr>
+              <w:spacing w:after="0"/>
+              <w:jc w:val="center"/>
+            </w:pPr>
+            <w:r>
+              <w:rPr>
+                <w:rFonts w:ascii="Arial" w:cs="Arial" w:eastAsia="Arial" w:hAnsi="Arial"/>
+                <w:b w:val="false"/>
+                <w:bCs w:val="false"/>
+                <w:sz w:val="18"/>
+                <w:szCs w:val="18"/>
+              </w:rPr>
+              <w:t xml:space="preserve">2</w:t>
             </w:r>
           </w:p>
         </w:tc>
@@ -2760,27 +2780,28 @@
               <w:bottom w:val="single" w:color="A6A6A6" w:sz="4"/>
               <w:right w:val="single" w:color="A6A6A6" w:sz="4"/>
             </w:tcBorders>
-            <w:tcMar>
-              <w:top w:type="dxa" w:w="60"/>
-              <w:left w:type="dxa" w:w="100"/>
-              <w:bottom w:type="dxa" w:w="60"/>
-              <w:right w:type="dxa" w:w="100"/>
-            </w:tcMar>
-          </w:tcPr>
-          <w:p>
-            <w:pPr>
-              <w:spacing w:after="0"/>
-              <w:jc w:val="center"/>
-            </w:pPr>
-            <w:r>
-              <w:rPr>
-                <w:rFonts w:ascii="Arial" w:cs="Arial" w:eastAsia="Arial" w:hAnsi="Arial"/>
-                <w:b w:val="false"/>
-                <w:bCs w:val="false"/>
-                <w:sz w:val="18"/>
-                <w:szCs w:val="18"/>
-              </w:rPr>
-              <w:t xml:space="preserve">0</w:t>
+            <w:shd w:val="clear" w:color="auto" w:fill="fff2cc"/>
+            <w:tcMar>
+              <w:top w:type="dxa" w:w="60"/>
+              <w:left w:type="dxa" w:w="100"/>
+              <w:bottom w:type="dxa" w:w="60"/>
+              <w:right w:type="dxa" w:w="100"/>
+            </w:tcMar>
+          </w:tcPr>
+          <w:p>
+            <w:pPr>
+              <w:spacing w:after="0"/>
+              <w:jc w:val="center"/>
+            </w:pPr>
+            <w:r>
+              <w:rPr>
+                <w:rFonts w:ascii="Arial" w:cs="Arial" w:eastAsia="Arial" w:hAnsi="Arial"/>
+                <w:b w:val="false"/>
+                <w:bCs w:val="false"/>
+                <w:sz w:val="18"/>
+                <w:szCs w:val="18"/>
+              </w:rPr>
+              <w:t xml:space="preserve">4</w:t>
             </w:r>
           </w:p>
         </w:tc>
@@ -2793,6 +2814,7 @@
               <w:bottom w:val="single" w:color="A6A6A6" w:sz="4"/>
               <w:right w:val="single" w:color="A6A6A6" w:sz="4"/>
             </w:tcBorders>
+            <w:shd w:val="clear" w:color="auto" w:fill="fff2cc"/>
             <w:tcMar>
               <w:top w:type="dxa" w:w="60"/>
               <w:left w:type="dxa" w:w="100"/>
@@ -2990,6 +3012,7 @@
               <w:bottom w:val="single" w:color="A6A6A6" w:sz="4"/>
               <w:right w:val="single" w:color="A6A6A6" w:sz="4"/>
             </w:tcBorders>
+            <w:shd w:val="clear" w:color="auto" w:fill="fff2cc"/>
             <w:tcMar>
               <w:top w:type="dxa" w:w="60"/>
               <w:left w:type="dxa" w:w="100"/>
@@ -3023,6 +3046,7 @@
               <w:bottom w:val="single" w:color="A6A6A6" w:sz="4"/>
               <w:right w:val="single" w:color="A6A6A6" w:sz="4"/>
             </w:tcBorders>
+            <w:shd w:val="clear" w:color="auto" w:fill="fff2cc"/>
             <w:tcMar>
               <w:top w:type="dxa" w:w="60"/>
               <w:left w:type="dxa" w:w="100"/>
@@ -3056,6 +3080,7 @@
               <w:bottom w:val="single" w:color="A6A6A6" w:sz="4"/>
               <w:right w:val="single" w:color="A6A6A6" w:sz="4"/>
             </w:tcBorders>
+            <w:shd w:val="clear" w:color="auto" w:fill="fff2cc"/>
             <w:tcMar>
               <w:top w:type="dxa" w:w="60"/>
               <w:left w:type="dxa" w:w="100"/>
@@ -3253,6 +3278,41 @@
               <w:bottom w:val="single" w:color="A6A6A6" w:sz="4"/>
               <w:right w:val="single" w:color="A6A6A6" w:sz="4"/>
             </w:tcBorders>
+            <w:shd w:val="clear" w:color="auto" w:fill="fff2cc"/>
+            <w:tcMar>
+              <w:top w:type="dxa" w:w="60"/>
+              <w:left w:type="dxa" w:w="100"/>
+              <w:bottom w:type="dxa" w:w="60"/>
+              <w:right w:type="dxa" w:w="100"/>
+            </w:tcMar>
+          </w:tcPr>
+          <w:p>
+            <w:pPr>
+              <w:spacing w:after="0"/>
+              <w:jc w:val="center"/>
+            </w:pPr>
+            <w:r>
+              <w:rPr>
+                <w:rFonts w:ascii="Arial" w:cs="Arial" w:eastAsia="Arial" w:hAnsi="Arial"/>
+                <w:b w:val="false"/>
+                <w:bCs w:val="false"/>
+                <w:sz w:val="18"/>
+                <w:szCs w:val="18"/>
+              </w:rPr>
+              <w:t xml:space="preserve">0</w:t>
+            </w:r>
+          </w:p>
+        </w:tc>
+        <w:tc>
+          <w:tcPr>
+            <w:tcW w:type="dxa" w:w="1300"/>
+            <w:tcBorders>
+              <w:top w:val="single" w:color="A6A6A6" w:sz="4"/>
+              <w:left w:val="single" w:color="A6A6A6" w:sz="4"/>
+              <w:bottom w:val="single" w:color="A6A6A6" w:sz="4"/>
+              <w:right w:val="single" w:color="A6A6A6" w:sz="4"/>
+            </w:tcBorders>
+            <w:shd w:val="clear" w:color="auto" w:fill="fff2cc"/>
             <w:tcMar>
               <w:top w:type="dxa" w:w="60"/>
               <w:left w:type="dxa" w:w="100"/>
@@ -3286,39 +3346,7 @@
               <w:bottom w:val="single" w:color="A6A6A6" w:sz="4"/>
               <w:right w:val="single" w:color="A6A6A6" w:sz="4"/>
             </w:tcBorders>
-            <w:tcMar>
-              <w:top w:type="dxa" w:w="60"/>
-              <w:left w:type="dxa" w:w="100"/>
-              <w:bottom w:type="dxa" w:w="60"/>
-              <w:right w:type="dxa" w:w="100"/>
-            </w:tcMar>
-          </w:tcPr>
-          <w:p>
-            <w:pPr>
-              <w:spacing w:after="0"/>
-              <w:jc w:val="center"/>
-            </w:pPr>
-            <w:r>
-              <w:rPr>
-                <w:rFonts w:ascii="Arial" w:cs="Arial" w:eastAsia="Arial" w:hAnsi="Arial"/>
-                <w:b w:val="false"/>
-                <w:bCs w:val="false"/>
-                <w:sz w:val="18"/>
-                <w:szCs w:val="18"/>
-              </w:rPr>
-              <w:t xml:space="preserve">0</w:t>
-            </w:r>
-          </w:p>
-        </w:tc>
-        <w:tc>
-          <w:tcPr>
-            <w:tcW w:type="dxa" w:w="1300"/>
-            <w:tcBorders>
-              <w:top w:val="single" w:color="A6A6A6" w:sz="4"/>
-              <w:left w:val="single" w:color="A6A6A6" w:sz="4"/>
-              <w:bottom w:val="single" w:color="A6A6A6" w:sz="4"/>
-              <w:right w:val="single" w:color="A6A6A6" w:sz="4"/>
-            </w:tcBorders>
+            <w:shd w:val="clear" w:color="auto" w:fill="fff2cc"/>
             <w:tcMar>
               <w:top w:type="dxa" w:w="60"/>
               <w:left w:type="dxa" w:w="100"/>
@@ -3516,6 +3544,7 @@
               <w:bottom w:val="single" w:color="A6A6A6" w:sz="4"/>
               <w:right w:val="single" w:color="A6A6A6" w:sz="4"/>
             </w:tcBorders>
+            <w:shd w:val="clear" w:color="auto" w:fill="fff2cc"/>
             <w:tcMar>
               <w:top w:type="dxa" w:w="60"/>
               <w:left w:type="dxa" w:w="100"/>
@@ -3549,6 +3578,7 @@
               <w:bottom w:val="single" w:color="A6A6A6" w:sz="4"/>
               <w:right w:val="single" w:color="A6A6A6" w:sz="4"/>
             </w:tcBorders>
+            <w:shd w:val="clear" w:color="auto" w:fill="fff2cc"/>
             <w:tcMar>
               <w:top w:type="dxa" w:w="60"/>
               <w:left w:type="dxa" w:w="100"/>
@@ -3582,6 +3612,7 @@
               <w:bottom w:val="single" w:color="A6A6A6" w:sz="4"/>
               <w:right w:val="single" w:color="A6A6A6" w:sz="4"/>
             </w:tcBorders>
+            <w:shd w:val="clear" w:color="auto" w:fill="fff2cc"/>
             <w:tcMar>
               <w:top w:type="dxa" w:w="60"/>
               <w:left w:type="dxa" w:w="100"/>
@@ -3779,6 +3810,41 @@
               <w:bottom w:val="single" w:color="A6A6A6" w:sz="4"/>
               <w:right w:val="single" w:color="A6A6A6" w:sz="4"/>
             </w:tcBorders>
+            <w:shd w:val="clear" w:color="auto" w:fill="fff2cc"/>
+            <w:tcMar>
+              <w:top w:type="dxa" w:w="60"/>
+              <w:left w:type="dxa" w:w="100"/>
+              <w:bottom w:type="dxa" w:w="60"/>
+              <w:right w:type="dxa" w:w="100"/>
+            </w:tcMar>
+          </w:tcPr>
+          <w:p>
+            <w:pPr>
+              <w:spacing w:after="0"/>
+              <w:jc w:val="center"/>
+            </w:pPr>
+            <w:r>
+              <w:rPr>
+                <w:rFonts w:ascii="Arial" w:cs="Arial" w:eastAsia="Arial" w:hAnsi="Arial"/>
+                <w:b w:val="false"/>
+                <w:bCs w:val="false"/>
+                <w:sz w:val="18"/>
+                <w:szCs w:val="18"/>
+              </w:rPr>
+              <w:t xml:space="preserve">0</w:t>
+            </w:r>
+          </w:p>
+        </w:tc>
+        <w:tc>
+          <w:tcPr>
+            <w:tcW w:type="dxa" w:w="1300"/>
+            <w:tcBorders>
+              <w:top w:val="single" w:color="A6A6A6" w:sz="4"/>
+              <w:left w:val="single" w:color="A6A6A6" w:sz="4"/>
+              <w:bottom w:val="single" w:color="A6A6A6" w:sz="4"/>
+              <w:right w:val="single" w:color="A6A6A6" w:sz="4"/>
+            </w:tcBorders>
+            <w:shd w:val="clear" w:color="auto" w:fill="fff2cc"/>
             <w:tcMar>
               <w:top w:type="dxa" w:w="60"/>
               <w:left w:type="dxa" w:w="100"/>
@@ -3812,39 +3878,7 @@
               <w:bottom w:val="single" w:color="A6A6A6" w:sz="4"/>
               <w:right w:val="single" w:color="A6A6A6" w:sz="4"/>
             </w:tcBorders>
-            <w:tcMar>
-              <w:top w:type="dxa" w:w="60"/>
-              <w:left w:type="dxa" w:w="100"/>
-              <w:bottom w:type="dxa" w:w="60"/>
-              <w:right w:type="dxa" w:w="100"/>
-            </w:tcMar>
-          </w:tcPr>
-          <w:p>
-            <w:pPr>
-              <w:spacing w:after="0"/>
-              <w:jc w:val="center"/>
-            </w:pPr>
-            <w:r>
-              <w:rPr>
-                <w:rFonts w:ascii="Arial" w:cs="Arial" w:eastAsia="Arial" w:hAnsi="Arial"/>
-                <w:b w:val="false"/>
-                <w:bCs w:val="false"/>
-                <w:sz w:val="18"/>
-                <w:szCs w:val="18"/>
-              </w:rPr>
-              <w:t xml:space="preserve">0</w:t>
-            </w:r>
-          </w:p>
-        </w:tc>
-        <w:tc>
-          <w:tcPr>
-            <w:tcW w:type="dxa" w:w="1300"/>
-            <w:tcBorders>
-              <w:top w:val="single" w:color="A6A6A6" w:sz="4"/>
-              <w:left w:val="single" w:color="A6A6A6" w:sz="4"/>
-              <w:bottom w:val="single" w:color="A6A6A6" w:sz="4"/>
-              <w:right w:val="single" w:color="A6A6A6" w:sz="4"/>
-            </w:tcBorders>
+            <w:shd w:val="clear" w:color="auto" w:fill="fff2cc"/>
             <w:tcMar>
               <w:top w:type="dxa" w:w="60"/>
               <w:left w:type="dxa" w:w="100"/>
@@ -4042,6 +4076,7 @@
               <w:bottom w:val="single" w:color="A6A6A6" w:sz="4"/>
               <w:right w:val="single" w:color="A6A6A6" w:sz="4"/>
             </w:tcBorders>
+            <w:shd w:val="clear" w:color="auto" w:fill="fff2cc"/>
             <w:tcMar>
               <w:top w:type="dxa" w:w="60"/>
               <w:left w:type="dxa" w:w="100"/>
@@ -4075,6 +4110,7 @@
               <w:bottom w:val="single" w:color="A6A6A6" w:sz="4"/>
               <w:right w:val="single" w:color="A6A6A6" w:sz="4"/>
             </w:tcBorders>
+            <w:shd w:val="clear" w:color="auto" w:fill="fff2cc"/>
             <w:tcMar>
               <w:top w:type="dxa" w:w="60"/>
               <w:left w:type="dxa" w:w="100"/>
@@ -4108,6 +4144,7 @@
               <w:bottom w:val="single" w:color="A6A6A6" w:sz="4"/>
               <w:right w:val="single" w:color="A6A6A6" w:sz="4"/>
             </w:tcBorders>
+            <w:shd w:val="clear" w:color="auto" w:fill="fff2cc"/>
             <w:tcMar>
               <w:top w:type="dxa" w:w="60"/>
               <w:left w:type="dxa" w:w="100"/>
@@ -4305,27 +4342,28 @@
               <w:bottom w:val="single" w:color="A6A6A6" w:sz="4"/>
               <w:right w:val="single" w:color="A6A6A6" w:sz="4"/>
             </w:tcBorders>
-            <w:tcMar>
-              <w:top w:type="dxa" w:w="60"/>
-              <w:left w:type="dxa" w:w="100"/>
-              <w:bottom w:type="dxa" w:w="60"/>
-              <w:right w:type="dxa" w:w="100"/>
-            </w:tcMar>
-          </w:tcPr>
-          <w:p>
-            <w:pPr>
-              <w:spacing w:after="0"/>
-              <w:jc w:val="center"/>
-            </w:pPr>
-            <w:r>
-              <w:rPr>
-                <w:rFonts w:ascii="Arial" w:cs="Arial" w:eastAsia="Arial" w:hAnsi="Arial"/>
-                <w:b w:val="false"/>
-                <w:bCs w:val="false"/>
-                <w:sz w:val="18"/>
-                <w:szCs w:val="18"/>
-              </w:rPr>
-              <w:t xml:space="preserve">4</w:t>
+            <w:shd w:val="clear" w:color="auto" w:fill="fff2cc"/>
+            <w:tcMar>
+              <w:top w:type="dxa" w:w="60"/>
+              <w:left w:type="dxa" w:w="100"/>
+              <w:bottom w:type="dxa" w:w="60"/>
+              <w:right w:type="dxa" w:w="100"/>
+            </w:tcMar>
+          </w:tcPr>
+          <w:p>
+            <w:pPr>
+              <w:spacing w:after="0"/>
+              <w:jc w:val="center"/>
+            </w:pPr>
+            <w:r>
+              <w:rPr>
+                <w:rFonts w:ascii="Arial" w:cs="Arial" w:eastAsia="Arial" w:hAnsi="Arial"/>
+                <w:b w:val="false"/>
+                <w:bCs w:val="false"/>
+                <w:sz w:val="18"/>
+                <w:szCs w:val="18"/>
+              </w:rPr>
+              <w:t xml:space="preserve">1</w:t>
             </w:r>
           </w:p>
         </w:tc>
@@ -4338,6 +4376,7 @@
               <w:bottom w:val="single" w:color="A6A6A6" w:sz="4"/>
               <w:right w:val="single" w:color="A6A6A6" w:sz="4"/>
             </w:tcBorders>
+            <w:shd w:val="clear" w:color="auto" w:fill="fff2cc"/>
             <w:tcMar>
               <w:top w:type="dxa" w:w="60"/>
               <w:left w:type="dxa" w:w="100"/>
@@ -4371,27 +4410,28 @@
               <w:bottom w:val="single" w:color="A6A6A6" w:sz="4"/>
               <w:right w:val="single" w:color="A6A6A6" w:sz="4"/>
             </w:tcBorders>
-            <w:tcMar>
-              <w:top w:type="dxa" w:w="60"/>
-              <w:left w:type="dxa" w:w="100"/>
-              <w:bottom w:type="dxa" w:w="60"/>
-              <w:right w:type="dxa" w:w="100"/>
-            </w:tcMar>
-          </w:tcPr>
-          <w:p>
-            <w:pPr>
-              <w:spacing w:after="0"/>
-              <w:jc w:val="center"/>
-            </w:pPr>
-            <w:r>
-              <w:rPr>
-                <w:rFonts w:ascii="Arial" w:cs="Arial" w:eastAsia="Arial" w:hAnsi="Arial"/>
-                <w:b w:val="false"/>
-                <w:bCs w:val="false"/>
-                <w:sz w:val="18"/>
-                <w:szCs w:val="18"/>
-              </w:rPr>
-              <w:t xml:space="preserve">0</w:t>
+            <w:shd w:val="clear" w:color="auto" w:fill="fff2cc"/>
+            <w:tcMar>
+              <w:top w:type="dxa" w:w="60"/>
+              <w:left w:type="dxa" w:w="100"/>
+              <w:bottom w:type="dxa" w:w="60"/>
+              <w:right w:type="dxa" w:w="100"/>
+            </w:tcMar>
+          </w:tcPr>
+          <w:p>
+            <w:pPr>
+              <w:spacing w:after="0"/>
+              <w:jc w:val="center"/>
+            </w:pPr>
+            <w:r>
+              <w:rPr>
+                <w:rFonts w:ascii="Arial" w:cs="Arial" w:eastAsia="Arial" w:hAnsi="Arial"/>
+                <w:b w:val="false"/>
+                <w:bCs w:val="false"/>
+                <w:sz w:val="18"/>
+                <w:szCs w:val="18"/>
+              </w:rPr>
+              <w:t xml:space="preserve">3</w:t>
             </w:r>
           </w:p>
         </w:tc>
@@ -4568,6 +4608,7 @@
               <w:bottom w:val="single" w:color="A6A6A6" w:sz="4"/>
               <w:right w:val="single" w:color="A6A6A6" w:sz="4"/>
             </w:tcBorders>
+            <w:shd w:val="clear" w:color="auto" w:fill="fff2cc"/>
             <w:tcMar>
               <w:top w:type="dxa" w:w="60"/>
               <w:left w:type="dxa" w:w="100"/>
@@ -4601,6 +4642,7 @@
               <w:bottom w:val="single" w:color="A6A6A6" w:sz="4"/>
               <w:right w:val="single" w:color="A6A6A6" w:sz="4"/>
             </w:tcBorders>
+            <w:shd w:val="clear" w:color="auto" w:fill="fff2cc"/>
             <w:tcMar>
               <w:top w:type="dxa" w:w="60"/>
               <w:left w:type="dxa" w:w="100"/>
@@ -4634,6 +4676,7 @@
               <w:bottom w:val="single" w:color="A6A6A6" w:sz="4"/>
               <w:right w:val="single" w:color="A6A6A6" w:sz="4"/>
             </w:tcBorders>
+            <w:shd w:val="clear" w:color="auto" w:fill="fff2cc"/>
             <w:tcMar>
               <w:top w:type="dxa" w:w="60"/>
               <w:left w:type="dxa" w:w="100"/>
@@ -4831,6 +4874,7 @@
               <w:bottom w:val="single" w:color="A6A6A6" w:sz="4"/>
               <w:right w:val="single" w:color="A6A6A6" w:sz="4"/>
             </w:tcBorders>
+            <w:shd w:val="clear" w:color="auto" w:fill="fff2cc"/>
             <w:tcMar>
               <w:top w:type="dxa" w:w="60"/>
               <w:left w:type="dxa" w:w="100"/>
@@ -4864,6 +4908,7 @@
               <w:bottom w:val="single" w:color="A6A6A6" w:sz="4"/>
               <w:right w:val="single" w:color="A6A6A6" w:sz="4"/>
             </w:tcBorders>
+            <w:shd w:val="clear" w:color="auto" w:fill="fff2cc"/>
             <w:tcMar>
               <w:top w:type="dxa" w:w="60"/>
               <w:left w:type="dxa" w:w="100"/>
@@ -4897,6 +4942,7 @@
               <w:bottom w:val="single" w:color="A6A6A6" w:sz="4"/>
               <w:right w:val="single" w:color="A6A6A6" w:sz="4"/>
             </w:tcBorders>
+            <w:shd w:val="clear" w:color="auto" w:fill="fff2cc"/>
             <w:tcMar>
               <w:top w:type="dxa" w:w="60"/>
               <w:left w:type="dxa" w:w="100"/>
@@ -5094,27 +5140,28 @@
               <w:bottom w:val="single" w:color="A6A6A6" w:sz="4"/>
               <w:right w:val="single" w:color="A6A6A6" w:sz="4"/>
             </w:tcBorders>
-            <w:tcMar>
-              <w:top w:type="dxa" w:w="60"/>
-              <w:left w:type="dxa" w:w="100"/>
-              <w:bottom w:type="dxa" w:w="60"/>
-              <w:right w:type="dxa" w:w="100"/>
-            </w:tcMar>
-          </w:tcPr>
-          <w:p>
-            <w:pPr>
-              <w:spacing w:after="0"/>
-              <w:jc w:val="center"/>
-            </w:pPr>
-            <w:r>
-              <w:rPr>
-                <w:rFonts w:ascii="Arial" w:cs="Arial" w:eastAsia="Arial" w:hAnsi="Arial"/>
-                <w:b w:val="false"/>
-                <w:bCs w:val="false"/>
-                <w:sz w:val="18"/>
-                <w:szCs w:val="18"/>
-              </w:rPr>
-              <w:t xml:space="preserve">4</w:t>
+            <w:shd w:val="clear" w:color="auto" w:fill="fff2cc"/>
+            <w:tcMar>
+              <w:top w:type="dxa" w:w="60"/>
+              <w:left w:type="dxa" w:w="100"/>
+              <w:bottom w:type="dxa" w:w="60"/>
+              <w:right w:type="dxa" w:w="100"/>
+            </w:tcMar>
+          </w:tcPr>
+          <w:p>
+            <w:pPr>
+              <w:spacing w:after="0"/>
+              <w:jc w:val="center"/>
+            </w:pPr>
+            <w:r>
+              <w:rPr>
+                <w:rFonts w:ascii="Arial" w:cs="Arial" w:eastAsia="Arial" w:hAnsi="Arial"/>
+                <w:b w:val="false"/>
+                <w:bCs w:val="false"/>
+                <w:sz w:val="18"/>
+                <w:szCs w:val="18"/>
+              </w:rPr>
+              <w:t xml:space="preserve">2</w:t>
             </w:r>
           </w:p>
         </w:tc>
@@ -5127,27 +5174,28 @@
               <w:bottom w:val="single" w:color="A6A6A6" w:sz="4"/>
               <w:right w:val="single" w:color="A6A6A6" w:sz="4"/>
             </w:tcBorders>
-            <w:tcMar>
-              <w:top w:type="dxa" w:w="60"/>
-              <w:left w:type="dxa" w:w="100"/>
-              <w:bottom w:type="dxa" w:w="60"/>
-              <w:right w:type="dxa" w:w="100"/>
-            </w:tcMar>
-          </w:tcPr>
-          <w:p>
-            <w:pPr>
-              <w:spacing w:after="0"/>
-              <w:jc w:val="center"/>
-            </w:pPr>
-            <w:r>
-              <w:rPr>
-                <w:rFonts w:ascii="Arial" w:cs="Arial" w:eastAsia="Arial" w:hAnsi="Arial"/>
-                <w:b w:val="false"/>
-                <w:bCs w:val="false"/>
-                <w:sz w:val="18"/>
-                <w:szCs w:val="18"/>
-              </w:rPr>
-              <w:t xml:space="preserve">2</w:t>
+            <w:shd w:val="clear" w:color="auto" w:fill="fff2cc"/>
+            <w:tcMar>
+              <w:top w:type="dxa" w:w="60"/>
+              <w:left w:type="dxa" w:w="100"/>
+              <w:bottom w:type="dxa" w:w="60"/>
+              <w:right w:type="dxa" w:w="100"/>
+            </w:tcMar>
+          </w:tcPr>
+          <w:p>
+            <w:pPr>
+              <w:spacing w:after="0"/>
+              <w:jc w:val="center"/>
+            </w:pPr>
+            <w:r>
+              <w:rPr>
+                <w:rFonts w:ascii="Arial" w:cs="Arial" w:eastAsia="Arial" w:hAnsi="Arial"/>
+                <w:b w:val="false"/>
+                <w:bCs w:val="false"/>
+                <w:sz w:val="18"/>
+                <w:szCs w:val="18"/>
+              </w:rPr>
+              <w:t xml:space="preserve">0</w:t>
             </w:r>
           </w:p>
         </w:tc>
@@ -5160,27 +5208,28 @@
               <w:bottom w:val="single" w:color="A6A6A6" w:sz="4"/>
               <w:right w:val="single" w:color="A6A6A6" w:sz="4"/>
             </w:tcBorders>
-            <w:tcMar>
-              <w:top w:type="dxa" w:w="60"/>
-              <w:left w:type="dxa" w:w="100"/>
-              <w:bottom w:type="dxa" w:w="60"/>
-              <w:right w:type="dxa" w:w="100"/>
-            </w:tcMar>
-          </w:tcPr>
-          <w:p>
-            <w:pPr>
-              <w:spacing w:after="0"/>
-              <w:jc w:val="center"/>
-            </w:pPr>
-            <w:r>
-              <w:rPr>
-                <w:rFonts w:ascii="Arial" w:cs="Arial" w:eastAsia="Arial" w:hAnsi="Arial"/>
-                <w:b w:val="false"/>
-                <w:bCs w:val="false"/>
-                <w:sz w:val="18"/>
-                <w:szCs w:val="18"/>
-              </w:rPr>
-              <w:t xml:space="preserve">3</w:t>
+            <w:shd w:val="clear" w:color="auto" w:fill="fff2cc"/>
+            <w:tcMar>
+              <w:top w:type="dxa" w:w="60"/>
+              <w:left w:type="dxa" w:w="100"/>
+              <w:bottom w:type="dxa" w:w="60"/>
+              <w:right w:type="dxa" w:w="100"/>
+            </w:tcMar>
+          </w:tcPr>
+          <w:p>
+            <w:pPr>
+              <w:spacing w:after="0"/>
+              <w:jc w:val="center"/>
+            </w:pPr>
+            <w:r>
+              <w:rPr>
+                <w:rFonts w:ascii="Arial" w:cs="Arial" w:eastAsia="Arial" w:hAnsi="Arial"/>
+                <w:b w:val="false"/>
+                <w:bCs w:val="false"/>
+                <w:sz w:val="18"/>
+                <w:szCs w:val="18"/>
+              </w:rPr>
+              <w:t xml:space="preserve">7</w:t>
             </w:r>
           </w:p>
         </w:tc>
@@ -5357,27 +5406,28 @@
               <w:bottom w:val="single" w:color="A6A6A6" w:sz="4"/>
               <w:right w:val="single" w:color="A6A6A6" w:sz="4"/>
             </w:tcBorders>
-            <w:tcMar>
-              <w:top w:type="dxa" w:w="60"/>
-              <w:left w:type="dxa" w:w="100"/>
-              <w:bottom w:type="dxa" w:w="60"/>
-              <w:right w:type="dxa" w:w="100"/>
-            </w:tcMar>
-          </w:tcPr>
-          <w:p>
-            <w:pPr>
-              <w:spacing w:after="0"/>
-              <w:jc w:val="center"/>
-            </w:pPr>
-            <w:r>
-              <w:rPr>
-                <w:rFonts w:ascii="Arial" w:cs="Arial" w:eastAsia="Arial" w:hAnsi="Arial"/>
-                <w:b w:val="false"/>
-                <w:bCs w:val="false"/>
-                <w:sz w:val="18"/>
-                <w:szCs w:val="18"/>
-              </w:rPr>
-              <w:t xml:space="preserve">4</w:t>
+            <w:shd w:val="clear" w:color="auto" w:fill="fff2cc"/>
+            <w:tcMar>
+              <w:top w:type="dxa" w:w="60"/>
+              <w:left w:type="dxa" w:w="100"/>
+              <w:bottom w:type="dxa" w:w="60"/>
+              <w:right w:type="dxa" w:w="100"/>
+            </w:tcMar>
+          </w:tcPr>
+          <w:p>
+            <w:pPr>
+              <w:spacing w:after="0"/>
+              <w:jc w:val="center"/>
+            </w:pPr>
+            <w:r>
+              <w:rPr>
+                <w:rFonts w:ascii="Arial" w:cs="Arial" w:eastAsia="Arial" w:hAnsi="Arial"/>
+                <w:b w:val="false"/>
+                <w:bCs w:val="false"/>
+                <w:sz w:val="18"/>
+                <w:szCs w:val="18"/>
+              </w:rPr>
+              <w:t xml:space="preserve">3</w:t>
             </w:r>
           </w:p>
         </w:tc>
@@ -5390,6 +5440,41 @@
               <w:bottom w:val="single" w:color="A6A6A6" w:sz="4"/>
               <w:right w:val="single" w:color="A6A6A6" w:sz="4"/>
             </w:tcBorders>
+            <w:shd w:val="clear" w:color="auto" w:fill="fff2cc"/>
+            <w:tcMar>
+              <w:top w:type="dxa" w:w="60"/>
+              <w:left w:type="dxa" w:w="100"/>
+              <w:bottom w:type="dxa" w:w="60"/>
+              <w:right w:type="dxa" w:w="100"/>
+            </w:tcMar>
+          </w:tcPr>
+          <w:p>
+            <w:pPr>
+              <w:spacing w:after="0"/>
+              <w:jc w:val="center"/>
+            </w:pPr>
+            <w:r>
+              <w:rPr>
+                <w:rFonts w:ascii="Arial" w:cs="Arial" w:eastAsia="Arial" w:hAnsi="Arial"/>
+                <w:b w:val="false"/>
+                <w:bCs w:val="false"/>
+                <w:sz w:val="18"/>
+                <w:szCs w:val="18"/>
+              </w:rPr>
+              <w:t xml:space="preserve">1</w:t>
+            </w:r>
+          </w:p>
+        </w:tc>
+        <w:tc>
+          <w:tcPr>
+            <w:tcW w:type="dxa" w:w="1300"/>
+            <w:tcBorders>
+              <w:top w:val="single" w:color="A6A6A6" w:sz="4"/>
+              <w:left w:val="single" w:color="A6A6A6" w:sz="4"/>
+              <w:bottom w:val="single" w:color="A6A6A6" w:sz="4"/>
+              <w:right w:val="single" w:color="A6A6A6" w:sz="4"/>
+            </w:tcBorders>
+            <w:shd w:val="clear" w:color="auto" w:fill="fff2cc"/>
             <w:tcMar>
               <w:top w:type="dxa" w:w="60"/>
               <w:left w:type="dxa" w:w="100"/>
@@ -5411,39 +5496,6 @@
                 <w:szCs w:val="18"/>
               </w:rPr>
               <w:t xml:space="preserve">3</w:t>
-            </w:r>
-          </w:p>
-        </w:tc>
-        <w:tc>
-          <w:tcPr>
-            <w:tcW w:type="dxa" w:w="1300"/>
-            <w:tcBorders>
-              <w:top w:val="single" w:color="A6A6A6" w:sz="4"/>
-              <w:left w:val="single" w:color="A6A6A6" w:sz="4"/>
-              <w:bottom w:val="single" w:color="A6A6A6" w:sz="4"/>
-              <w:right w:val="single" w:color="A6A6A6" w:sz="4"/>
-            </w:tcBorders>
-            <w:tcMar>
-              <w:top w:type="dxa" w:w="60"/>
-              <w:left w:type="dxa" w:w="100"/>
-              <w:bottom w:type="dxa" w:w="60"/>
-              <w:right w:type="dxa" w:w="100"/>
-            </w:tcMar>
-          </w:tcPr>
-          <w:p>
-            <w:pPr>
-              <w:spacing w:after="0"/>
-              <w:jc w:val="center"/>
-            </w:pPr>
-            <w:r>
-              <w:rPr>
-                <w:rFonts w:ascii="Arial" w:cs="Arial" w:eastAsia="Arial" w:hAnsi="Arial"/>
-                <w:b w:val="false"/>
-                <w:bCs w:val="false"/>
-                <w:sz w:val="18"/>
-                <w:szCs w:val="18"/>
-              </w:rPr>
-              <w:t xml:space="preserve">0</w:t>
             </w:r>
           </w:p>
         </w:tc>
@@ -5645,7 +5697,7 @@
                 <w:sz w:val="18"/>
                 <w:szCs w:val="18"/>
               </w:rPr>
-              <w:t xml:space="preserve">83</w:t>
+              <w:t xml:space="preserve">65</w:t>
             </w:r>
           </w:p>
         </w:tc>
@@ -5679,7 +5731,7 @@
                 <w:sz w:val="18"/>
                 <w:szCs w:val="18"/>
               </w:rPr>
-              <w:t xml:space="preserve">6</w:t>
+              <w:t xml:space="preserve">14</w:t>
             </w:r>
           </w:p>
         </w:tc>
@@ -5713,7 +5765,7 @@
                 <w:sz w:val="18"/>
                 <w:szCs w:val="18"/>
               </w:rPr>
-              <w:t xml:space="preserve">13</w:t>
+              <w:t xml:space="preserve">23</w:t>
             </w:r>
           </w:p>
         </w:tc>
@@ -17482,7 +17534,7 @@
                 <w:sz w:val="18"/>
                 <w:szCs w:val="18"/>
               </w:rPr>
-              <w:t xml:space="preserve">Hecho</w:t>
+              <w:t xml:space="preserve">En curso</w:t>
             </w:r>
           </w:p>
         </w:tc>
@@ -17748,7 +17800,7 @@
                 <w:sz w:val="18"/>
                 <w:szCs w:val="18"/>
               </w:rPr>
-              <w:t xml:space="preserve">Hecho</w:t>
+              <w:t xml:space="preserve">En curso</w:t>
             </w:r>
           </w:p>
         </w:tc>
@@ -18014,7 +18066,7 @@
                 <w:sz w:val="18"/>
                 <w:szCs w:val="18"/>
               </w:rPr>
-              <w:t xml:space="preserve">Hecho</w:t>
+              <w:t xml:space="preserve">En curso</w:t>
             </w:r>
           </w:p>
         </w:tc>
@@ -18280,7 +18332,7 @@
                 <w:sz w:val="18"/>
                 <w:szCs w:val="18"/>
               </w:rPr>
-              <w:t xml:space="preserve">Hecho</w:t>
+              <w:t xml:space="preserve">En curso</w:t>
             </w:r>
           </w:p>
         </w:tc>
@@ -20408,7 +20460,7 @@
                 <w:sz w:val="18"/>
                 <w:szCs w:val="18"/>
               </w:rPr>
-              <w:t xml:space="preserve">Hecho</w:t>
+              <w:t xml:space="preserve">En curso</w:t>
             </w:r>
           </w:p>
         </w:tc>
@@ -20674,7 +20726,7 @@
                 <w:sz w:val="18"/>
                 <w:szCs w:val="18"/>
               </w:rPr>
-              <w:t xml:space="preserve">Hecho</w:t>
+              <w:t xml:space="preserve">En curso</w:t>
             </w:r>
           </w:p>
         </w:tc>
@@ -20940,7 +20992,7 @@
                 <w:sz w:val="18"/>
                 <w:szCs w:val="18"/>
               </w:rPr>
-              <w:t xml:space="preserve">Hecho</w:t>
+              <w:t xml:space="preserve">En curso</w:t>
             </w:r>
           </w:p>
         </w:tc>
@@ -22802,7 +22854,7 @@
                 <w:sz w:val="18"/>
                 <w:szCs w:val="18"/>
               </w:rPr>
-              <w:t xml:space="preserve">Hecho</w:t>
+              <w:t xml:space="preserve">En curso</w:t>
             </w:r>
           </w:p>
         </w:tc>
@@ -23068,7 +23120,7 @@
                 <w:sz w:val="18"/>
                 <w:szCs w:val="18"/>
               </w:rPr>
-              <w:t xml:space="preserve">Hecho</w:t>
+              <w:t xml:space="preserve">En curso</w:t>
             </w:r>
           </w:p>
         </w:tc>
@@ -23334,7 +23386,7 @@
                 <w:sz w:val="18"/>
                 <w:szCs w:val="18"/>
               </w:rPr>
-              <w:t xml:space="preserve">Hecho</w:t>
+              <w:t xml:space="preserve">En curso</w:t>
             </w:r>
           </w:p>
         </w:tc>
@@ -23600,7 +23652,7 @@
                 <w:sz w:val="18"/>
                 <w:szCs w:val="18"/>
               </w:rPr>
-              <w:t xml:space="preserve">Hecho</w:t>
+              <w:t xml:space="preserve">En curso</w:t>
             </w:r>
           </w:p>
         </w:tc>
@@ -23866,7 +23918,7 @@
                 <w:sz w:val="18"/>
                 <w:szCs w:val="18"/>
               </w:rPr>
-              <w:t xml:space="preserve">Hecho</w:t>
+              <w:t xml:space="preserve">En curso</w:t>
             </w:r>
           </w:p>
         </w:tc>
@@ -25462,7 +25514,7 @@
                 <w:sz w:val="18"/>
                 <w:szCs w:val="18"/>
               </w:rPr>
-              <w:t xml:space="preserve">Hecho</w:t>
+              <w:t xml:space="preserve">Pendiente</w:t>
             </w:r>
           </w:p>
         </w:tc>
@@ -25728,7 +25780,7 @@
                 <w:sz w:val="18"/>
                 <w:szCs w:val="18"/>
               </w:rPr>
-              <w:t xml:space="preserve">Hecho</w:t>
+              <w:t xml:space="preserve">Pendiente</w:t>
             </w:r>
           </w:p>
         </w:tc>
@@ -26260,7 +26312,7 @@
                 <w:sz w:val="18"/>
                 <w:szCs w:val="18"/>
               </w:rPr>
-              <w:t xml:space="preserve">Hecho</w:t>
+              <w:t xml:space="preserve">Pendiente</w:t>
             </w:r>
           </w:p>
         </w:tc>
@@ -29718,7 +29770,7 @@
                 <w:sz w:val="18"/>
                 <w:szCs w:val="18"/>
               </w:rPr>
-              <w:t xml:space="preserve">Hecho</w:t>
+              <w:t xml:space="preserve">Pendiente</w:t>
             </w:r>
           </w:p>
         </w:tc>
@@ -29984,7 +30036,7 @@
                 <w:sz w:val="18"/>
                 <w:szCs w:val="18"/>
               </w:rPr>
-              <w:t xml:space="preserve">Hecho</w:t>
+              <w:t xml:space="preserve">Pendiente</w:t>
             </w:r>
           </w:p>
         </w:tc>
@@ -30250,7 +30302,7 @@
                 <w:sz w:val="18"/>
                 <w:szCs w:val="18"/>
               </w:rPr>
-              <w:t xml:space="preserve">En curso</w:t>
+              <w:t xml:space="preserve">Pendiente</w:t>
             </w:r>
           </w:p>
         </w:tc>
@@ -30516,7 +30568,7 @@
                 <w:sz w:val="18"/>
                 <w:szCs w:val="18"/>
               </w:rPr>
-              <w:t xml:space="preserve">En curso</w:t>
+              <w:t xml:space="preserve">Pendiente</w:t>
             </w:r>
           </w:p>
         </w:tc>
@@ -32378,7 +32430,7 @@
                 <w:sz w:val="18"/>
                 <w:szCs w:val="18"/>
               </w:rPr>
-              <w:t xml:space="preserve">Hecho</w:t>
+              <w:t xml:space="preserve">En curso</w:t>
             </w:r>
           </w:p>
         </w:tc>
@@ -32644,7 +32696,7 @@
                 <w:sz w:val="18"/>
                 <w:szCs w:val="18"/>
               </w:rPr>
-              <w:t xml:space="preserve">En curso</w:t>
+              <w:t xml:space="preserve">Pendiente</w:t>
             </w:r>
           </w:p>
         </w:tc>
@@ -32910,7 +32962,7 @@
                 <w:sz w:val="18"/>
                 <w:szCs w:val="18"/>
               </w:rPr>
-              <w:t xml:space="preserve">En curso</w:t>
+              <w:t xml:space="preserve">Pendiente</w:t>
             </w:r>
           </w:p>
         </w:tc>
@@ -33176,7 +33228,7 @@
                 <w:sz w:val="18"/>
                 <w:szCs w:val="18"/>
               </w:rPr>
-              <w:t xml:space="preserve">En curso</w:t>
+              <w:t xml:space="preserve">Pendiente</w:t>
             </w:r>
           </w:p>
         </w:tc>
@@ -33582,6 +33634,7 @@
               <w:bottom w:val="single" w:color="A6A6A6" w:sz="4"/>
               <w:right w:val="single" w:color="A6A6A6" w:sz="4"/>
             </w:tcBorders>
+            <w:shd w:val="clear" w:color="auto" w:fill="fff2cc"/>
             <w:tcMar>
               <w:top w:type="dxa" w:w="60"/>
               <w:left w:type="dxa" w:w="100"/>
@@ -33615,6 +33668,7 @@
               <w:bottom w:val="single" w:color="A6A6A6" w:sz="4"/>
               <w:right w:val="single" w:color="A6A6A6" w:sz="4"/>
             </w:tcBorders>
+            <w:shd w:val="clear" w:color="auto" w:fill="fff2cc"/>
             <w:tcMar>
               <w:top w:type="dxa" w:w="60"/>
               <w:left w:type="dxa" w:w="100"/>
@@ -33783,6 +33837,7 @@
               <w:bottom w:val="single" w:color="A6A6A6" w:sz="4"/>
               <w:right w:val="single" w:color="A6A6A6" w:sz="4"/>
             </w:tcBorders>
+            <w:shd w:val="clear" w:color="auto" w:fill="fff2cc"/>
             <w:tcMar>
               <w:top w:type="dxa" w:w="60"/>
               <w:left w:type="dxa" w:w="100"/>
@@ -33816,6 +33871,7 @@
               <w:bottom w:val="single" w:color="A6A6A6" w:sz="4"/>
               <w:right w:val="single" w:color="A6A6A6" w:sz="4"/>
             </w:tcBorders>
+            <w:shd w:val="clear" w:color="auto" w:fill="fff2cc"/>
             <w:tcMar>
               <w:top w:type="dxa" w:w="60"/>
               <w:left w:type="dxa" w:w="100"/>
@@ -33984,6 +34040,7 @@
               <w:bottom w:val="single" w:color="A6A6A6" w:sz="4"/>
               <w:right w:val="single" w:color="A6A6A6" w:sz="4"/>
             </w:tcBorders>
+            <w:shd w:val="clear" w:color="auto" w:fill="fff2cc"/>
             <w:tcMar>
               <w:top w:type="dxa" w:w="60"/>
               <w:left w:type="dxa" w:w="100"/>
@@ -34017,6 +34074,7 @@
               <w:bottom w:val="single" w:color="A6A6A6" w:sz="4"/>
               <w:right w:val="single" w:color="A6A6A6" w:sz="4"/>
             </w:tcBorders>
+            <w:shd w:val="clear" w:color="auto" w:fill="fff2cc"/>
             <w:tcMar>
               <w:top w:type="dxa" w:w="60"/>
               <w:left w:type="dxa" w:w="100"/>
@@ -34185,6 +34243,7 @@
               <w:bottom w:val="single" w:color="A6A6A6" w:sz="4"/>
               <w:right w:val="single" w:color="A6A6A6" w:sz="4"/>
             </w:tcBorders>
+            <w:shd w:val="clear" w:color="auto" w:fill="fff2cc"/>
             <w:tcMar>
               <w:top w:type="dxa" w:w="60"/>
               <w:left w:type="dxa" w:w="100"/>
@@ -34218,6 +34277,7 @@
               <w:bottom w:val="single" w:color="A6A6A6" w:sz="4"/>
               <w:right w:val="single" w:color="A6A6A6" w:sz="4"/>
             </w:tcBorders>
+            <w:shd w:val="clear" w:color="auto" w:fill="fff2cc"/>
             <w:tcMar>
               <w:top w:type="dxa" w:w="60"/>
               <w:left w:type="dxa" w:w="100"/>
@@ -34386,6 +34446,41 @@
               <w:bottom w:val="single" w:color="A6A6A6" w:sz="4"/>
               <w:right w:val="single" w:color="A6A6A6" w:sz="4"/>
             </w:tcBorders>
+            <w:shd w:val="clear" w:color="auto" w:fill="fff2cc"/>
+            <w:tcMar>
+              <w:top w:type="dxa" w:w="60"/>
+              <w:left w:type="dxa" w:w="100"/>
+              <w:bottom w:type="dxa" w:w="60"/>
+              <w:right w:type="dxa" w:w="100"/>
+            </w:tcMar>
+          </w:tcPr>
+          <w:p>
+            <w:pPr>
+              <w:spacing w:after="0"/>
+              <w:jc w:val="center"/>
+            </w:pPr>
+            <w:r>
+              <w:rPr>
+                <w:rFonts w:ascii="Arial" w:cs="Arial" w:eastAsia="Arial" w:hAnsi="Arial"/>
+                <w:b w:val="false"/>
+                <w:bCs w:val="false"/>
+                <w:sz w:val="18"/>
+                <w:szCs w:val="18"/>
+              </w:rPr>
+              <w:t xml:space="preserve">0</w:t>
+            </w:r>
+          </w:p>
+        </w:tc>
+        <w:tc>
+          <w:tcPr>
+            <w:tcW w:type="dxa" w:w="2000"/>
+            <w:tcBorders>
+              <w:top w:val="single" w:color="A6A6A6" w:sz="4"/>
+              <w:left w:val="single" w:color="A6A6A6" w:sz="4"/>
+              <w:bottom w:val="single" w:color="A6A6A6" w:sz="4"/>
+              <w:right w:val="single" w:color="A6A6A6" w:sz="4"/>
+            </w:tcBorders>
+            <w:shd w:val="clear" w:color="auto" w:fill="fff2cc"/>
             <w:tcMar>
               <w:top w:type="dxa" w:w="60"/>
               <w:left w:type="dxa" w:w="100"/>
@@ -34407,39 +34502,6 @@
                 <w:szCs w:val="18"/>
               </w:rPr>
               <w:t xml:space="preserve">13</w:t>
-            </w:r>
-          </w:p>
-        </w:tc>
-        <w:tc>
-          <w:tcPr>
-            <w:tcW w:type="dxa" w:w="2000"/>
-            <w:tcBorders>
-              <w:top w:val="single" w:color="A6A6A6" w:sz="4"/>
-              <w:left w:val="single" w:color="A6A6A6" w:sz="4"/>
-              <w:bottom w:val="single" w:color="A6A6A6" w:sz="4"/>
-              <w:right w:val="single" w:color="A6A6A6" w:sz="4"/>
-            </w:tcBorders>
-            <w:tcMar>
-              <w:top w:type="dxa" w:w="60"/>
-              <w:left w:type="dxa" w:w="100"/>
-              <w:bottom w:type="dxa" w:w="60"/>
-              <w:right w:type="dxa" w:w="100"/>
-            </w:tcMar>
-          </w:tcPr>
-          <w:p>
-            <w:pPr>
-              <w:spacing w:after="0"/>
-              <w:jc w:val="center"/>
-            </w:pPr>
-            <w:r>
-              <w:rPr>
-                <w:rFonts w:ascii="Arial" w:cs="Arial" w:eastAsia="Arial" w:hAnsi="Arial"/>
-                <w:b w:val="false"/>
-                <w:bCs w:val="false"/>
-                <w:sz w:val="18"/>
-                <w:szCs w:val="18"/>
-              </w:rPr>
-              <w:t xml:space="preserve">0</w:t>
             </w:r>
           </w:p>
         </w:tc>
@@ -34587,6 +34649,41 @@
               <w:bottom w:val="single" w:color="A6A6A6" w:sz="4"/>
               <w:right w:val="single" w:color="A6A6A6" w:sz="4"/>
             </w:tcBorders>
+            <w:shd w:val="clear" w:color="auto" w:fill="fff2cc"/>
+            <w:tcMar>
+              <w:top w:type="dxa" w:w="60"/>
+              <w:left w:type="dxa" w:w="100"/>
+              <w:bottom w:type="dxa" w:w="60"/>
+              <w:right w:type="dxa" w:w="100"/>
+            </w:tcMar>
+          </w:tcPr>
+          <w:p>
+            <w:pPr>
+              <w:spacing w:after="0"/>
+              <w:jc w:val="center"/>
+            </w:pPr>
+            <w:r>
+              <w:rPr>
+                <w:rFonts w:ascii="Arial" w:cs="Arial" w:eastAsia="Arial" w:hAnsi="Arial"/>
+                <w:b w:val="false"/>
+                <w:bCs w:val="false"/>
+                <w:sz w:val="18"/>
+                <w:szCs w:val="18"/>
+              </w:rPr>
+              <w:t xml:space="preserve">0</w:t>
+            </w:r>
+          </w:p>
+        </w:tc>
+        <w:tc>
+          <w:tcPr>
+            <w:tcW w:type="dxa" w:w="2000"/>
+            <w:tcBorders>
+              <w:top w:val="single" w:color="A6A6A6" w:sz="4"/>
+              <w:left w:val="single" w:color="A6A6A6" w:sz="4"/>
+              <w:bottom w:val="single" w:color="A6A6A6" w:sz="4"/>
+              <w:right w:val="single" w:color="A6A6A6" w:sz="4"/>
+            </w:tcBorders>
+            <w:shd w:val="clear" w:color="auto" w:fill="fff2cc"/>
             <w:tcMar>
               <w:top w:type="dxa" w:w="60"/>
               <w:left w:type="dxa" w:w="100"/>
@@ -34608,39 +34705,6 @@
                 <w:szCs w:val="18"/>
               </w:rPr>
               <w:t xml:space="preserve">5</w:t>
-            </w:r>
-          </w:p>
-        </w:tc>
-        <w:tc>
-          <w:tcPr>
-            <w:tcW w:type="dxa" w:w="2000"/>
-            <w:tcBorders>
-              <w:top w:val="single" w:color="A6A6A6" w:sz="4"/>
-              <w:left w:val="single" w:color="A6A6A6" w:sz="4"/>
-              <w:bottom w:val="single" w:color="A6A6A6" w:sz="4"/>
-              <w:right w:val="single" w:color="A6A6A6" w:sz="4"/>
-            </w:tcBorders>
-            <w:tcMar>
-              <w:top w:type="dxa" w:w="60"/>
-              <w:left w:type="dxa" w:w="100"/>
-              <w:bottom w:type="dxa" w:w="60"/>
-              <w:right w:type="dxa" w:w="100"/>
-            </w:tcMar>
-          </w:tcPr>
-          <w:p>
-            <w:pPr>
-              <w:spacing w:after="0"/>
-              <w:jc w:val="center"/>
-            </w:pPr>
-            <w:r>
-              <w:rPr>
-                <w:rFonts w:ascii="Arial" w:cs="Arial" w:eastAsia="Arial" w:hAnsi="Arial"/>
-                <w:b w:val="false"/>
-                <w:bCs w:val="false"/>
-                <w:sz w:val="18"/>
-                <w:szCs w:val="18"/>
-              </w:rPr>
-              <w:t xml:space="preserve">0</w:t>
             </w:r>
           </w:p>
         </w:tc>
@@ -34788,6 +34852,7 @@
               <w:bottom w:val="single" w:color="A6A6A6" w:sz="4"/>
               <w:right w:val="single" w:color="A6A6A6" w:sz="4"/>
             </w:tcBorders>
+            <w:shd w:val="clear" w:color="auto" w:fill="fff2cc"/>
             <w:tcMar>
               <w:top w:type="dxa" w:w="60"/>
               <w:left w:type="dxa" w:w="100"/>
@@ -34821,6 +34886,7 @@
               <w:bottom w:val="single" w:color="A6A6A6" w:sz="4"/>
               <w:right w:val="single" w:color="A6A6A6" w:sz="4"/>
             </w:tcBorders>
+            <w:shd w:val="clear" w:color="auto" w:fill="fff2cc"/>
             <w:tcMar>
               <w:top w:type="dxa" w:w="60"/>
               <w:left w:type="dxa" w:w="100"/>
@@ -34989,6 +35055,7 @@
               <w:bottom w:val="single" w:color="A6A6A6" w:sz="4"/>
               <w:right w:val="single" w:color="A6A6A6" w:sz="4"/>
             </w:tcBorders>
+            <w:shd w:val="clear" w:color="auto" w:fill="fff2cc"/>
             <w:tcMar>
               <w:top w:type="dxa" w:w="60"/>
               <w:left w:type="dxa" w:w="100"/>
@@ -35022,6 +35089,7 @@
               <w:bottom w:val="single" w:color="A6A6A6" w:sz="4"/>
               <w:right w:val="single" w:color="A6A6A6" w:sz="4"/>
             </w:tcBorders>
+            <w:shd w:val="clear" w:color="auto" w:fill="fff2cc"/>
             <w:tcMar>
               <w:top w:type="dxa" w:w="60"/>
               <w:left w:type="dxa" w:w="100"/>
@@ -35190,6 +35258,7 @@
               <w:bottom w:val="single" w:color="A6A6A6" w:sz="4"/>
               <w:right w:val="single" w:color="A6A6A6" w:sz="4"/>
             </w:tcBorders>
+            <w:shd w:val="clear" w:color="auto" w:fill="fff2cc"/>
             <w:tcMar>
               <w:top w:type="dxa" w:w="60"/>
               <w:left w:type="dxa" w:w="100"/>
@@ -35223,6 +35292,7 @@
               <w:bottom w:val="single" w:color="A6A6A6" w:sz="4"/>
               <w:right w:val="single" w:color="A6A6A6" w:sz="4"/>
             </w:tcBorders>
+            <w:shd w:val="clear" w:color="auto" w:fill="fff2cc"/>
             <w:tcMar>
               <w:top w:type="dxa" w:w="60"/>
               <w:left w:type="dxa" w:w="100"/>
@@ -35391,6 +35461,7 @@
               <w:bottom w:val="single" w:color="A6A6A6" w:sz="4"/>
               <w:right w:val="single" w:color="A6A6A6" w:sz="4"/>
             </w:tcBorders>
+            <w:shd w:val="clear" w:color="auto" w:fill="fff2cc"/>
             <w:tcMar>
               <w:top w:type="dxa" w:w="60"/>
               <w:left w:type="dxa" w:w="100"/>
@@ -35424,6 +35495,7 @@
               <w:bottom w:val="single" w:color="A6A6A6" w:sz="4"/>
               <w:right w:val="single" w:color="A6A6A6" w:sz="4"/>
             </w:tcBorders>
+            <w:shd w:val="clear" w:color="auto" w:fill="fff2cc"/>
             <w:tcMar>
               <w:top w:type="dxa" w:w="60"/>
               <w:left w:type="dxa" w:w="100"/>
@@ -35592,6 +35664,7 @@
               <w:bottom w:val="single" w:color="A6A6A6" w:sz="4"/>
               <w:right w:val="single" w:color="A6A6A6" w:sz="4"/>
             </w:tcBorders>
+            <w:shd w:val="clear" w:color="auto" w:fill="fff2cc"/>
             <w:tcMar>
               <w:top w:type="dxa" w:w="60"/>
               <w:left w:type="dxa" w:w="100"/>
@@ -35625,6 +35698,7 @@
               <w:bottom w:val="single" w:color="A6A6A6" w:sz="4"/>
               <w:right w:val="single" w:color="A6A6A6" w:sz="4"/>
             </w:tcBorders>
+            <w:shd w:val="clear" w:color="auto" w:fill="fff2cc"/>
             <w:tcMar>
               <w:top w:type="dxa" w:w="60"/>
               <w:left w:type="dxa" w:w="100"/>
